--- a/flow/20230914_vu_template/drafts/2025-01-u/06-ПН-Богоявлення.docx
+++ b/flow/20230914_vu_template/drafts/2025-01-u/06-ПН-Богоявлення.docx
@@ -416,7 +416,6 @@
           <w:i/>
           <w:color w:val="FF0000"/>
           <w:sz w:val="24"/>
-          <w:lang w:val="ru-MD"/>
         </w:rPr>
         <w:t>Священник:</w:t>
       </w:r>
@@ -424,7 +423,6 @@
         <w:rPr>
           <w:rFonts w:ascii="Times New Roman" w:hAnsi="Times New Roman"/>
           <w:sz w:val="24"/>
-          <w:lang w:val="ru-MD"/>
         </w:rPr>
         <w:t xml:space="preserve"> Бо Твоє є царство, і сила, і слава, Отця, і Сина, і Святого Духа, нині, і повсякчас, і на віки віків.</w:t>
       </w:r>
@@ -2558,7 +2556,6 @@
           <w:i/>
           <w:color w:val="FF0000"/>
           <w:sz w:val="24"/>
-          <w:lang w:val="ru-MD"/>
         </w:rPr>
         <w:t>Священник:</w:t>
       </w:r>
@@ -2566,7 +2563,6 @@
         <w:rPr>
           <w:rFonts w:ascii="Times New Roman" w:hAnsi="Times New Roman"/>
           <w:sz w:val="24"/>
-          <w:lang w:val="ru-MD"/>
         </w:rPr>
         <w:t xml:space="preserve"> Бо Тобі належить усяка слава, честь і поклоніння, Отцю, і Сину, і Святому Духові, нині, і повсякчас, і на віки віків.</w:t>
       </w:r>
@@ -3153,22 +3149,17 @@
       </w:pPr>
       <w:r>
         <w:rPr>
-          <w:rFonts w:ascii="Times New Roman" w:eastAsia="Times New Roman" w:hAnsi="Times New Roman" w:cs="Times New Roman"/>
-          <w:i/>
-          <w:color w:val="FF0000"/>
-          <w:sz w:val="24"/>
-          <w:szCs w:val="24"/>
-          <w:lang w:val="ru-MD"/>
-        </w:rPr>
-        <w:lastRenderedPageBreak/>
+          <w:rFonts w:ascii="Times New Roman" w:hAnsi="Times New Roman"/>
+          <w:i/>
+          <w:color w:val="FF0000"/>
+          <w:sz w:val="24"/>
+        </w:rPr>
         <w:t>Священник:</w:t>
       </w:r>
       <w:r>
         <w:rPr>
-          <w:rFonts w:ascii="Times New Roman" w:eastAsia="Times New Roman" w:hAnsi="Times New Roman" w:cs="Times New Roman"/>
-          <w:sz w:val="24"/>
-          <w:szCs w:val="24"/>
-          <w:lang w:val="ru-MD"/>
+          <w:rFonts w:ascii="Times New Roman" w:hAnsi="Times New Roman"/>
+          <w:sz w:val="24"/>
         </w:rPr>
         <w:t xml:space="preserve"> Бо Твоя є влада і Твоє є царство, і сила, і слава, Отця, і Сина, і Святого Духа, нині, і повсякчас, і на віки віків.</w:t>
       </w:r>
@@ -10684,7 +10675,6 @@
           <w:i/>
           <w:color w:val="FF0000"/>
           <w:sz w:val="24"/>
-          <w:lang w:val="ru-MD"/>
         </w:rPr>
         <w:t>Священник:</w:t>
       </w:r>
@@ -10692,7 +10682,6 @@
         <w:rPr>
           <w:rFonts w:ascii="Times New Roman" w:hAnsi="Times New Roman"/>
           <w:sz w:val="24"/>
-          <w:lang w:val="ru-MD"/>
         </w:rPr>
         <w:t xml:space="preserve"> Бо милостивий і людинолюбний Бог єси, і Тобі славу возсилаємо, Отцю, і Сину, і Святому Духові, нині, і повсякчас, і на віки віків.</w:t>
       </w:r>
@@ -11559,7 +11548,6 @@
           <w:i/>
           <w:color w:val="FF0000"/>
           <w:sz w:val="24"/>
-          <w:lang w:val="ru-MD"/>
         </w:rPr>
         <w:t>Священник:</w:t>
       </w:r>
@@ -11567,7 +11555,6 @@
         <w:rPr>
           <w:rFonts w:ascii="Times New Roman" w:hAnsi="Times New Roman"/>
           <w:sz w:val="24"/>
-          <w:lang w:val="ru-MD"/>
         </w:rPr>
         <w:t xml:space="preserve"> Бо Ти – Бог милости, ласк і людинолюбности, і Тобі славу возсилаємо, Отцю, і Сину, і Святому Духові, нині, і повсякчас, і на віки віків.</w:t>
       </w:r>
@@ -11633,7 +11620,6 @@
           <w:i/>
           <w:color w:val="FF0000"/>
           <w:sz w:val="24"/>
-          <w:lang w:val="ru-MD"/>
         </w:rPr>
         <w:t>Священник:</w:t>
       </w:r>
@@ -11641,7 +11627,6 @@
         <w:rPr>
           <w:rFonts w:ascii="Times New Roman" w:hAnsi="Times New Roman"/>
           <w:sz w:val="24"/>
-          <w:lang w:val="ru-MD"/>
         </w:rPr>
         <w:t xml:space="preserve"> Мир всім.</w:t>
       </w:r>
@@ -11804,7 +11789,6 @@
           <w:i/>
           <w:color w:val="FF0000"/>
           <w:sz w:val="24"/>
-          <w:lang w:val="ru-MD"/>
         </w:rPr>
         <w:t>Священник:</w:t>
       </w:r>
@@ -11812,7 +11796,6 @@
         <w:rPr>
           <w:rFonts w:ascii="Times New Roman" w:hAnsi="Times New Roman"/>
           <w:sz w:val="24"/>
-          <w:lang w:val="ru-MD"/>
         </w:rPr>
         <w:t xml:space="preserve"> Нехай буде влада царства Твого благословенна і дуже прославлена: Отця, і Сина, і Святого Духа, нині і повсякчас, і на віки віків.</w:t>
       </w:r>
@@ -12227,10 +12210,6 @@
     <w:p>
       <w:pPr>
         <w:spacing w:after="120"/>
-        <w:ind w:left="-2" w:hanging="2"/>
-        <w:rPr>
-          <w:lang w:val="ru-MD"/>
-        </w:rPr>
       </w:pPr>
       <w:r>
         <w:rPr>
@@ -12238,7 +12217,6 @@
           <w:i/>
           <w:color w:val="FF0000"/>
           <w:sz w:val="24"/>
-          <w:lang w:val="ru-MD"/>
         </w:rPr>
         <w:t>Священник:</w:t>
       </w:r>
@@ -12246,9 +12224,24 @@
         <w:rPr>
           <w:rFonts w:ascii="Times New Roman" w:hAnsi="Times New Roman"/>
           <w:sz w:val="24"/>
-          <w:lang w:val="ru-MD"/>
-        </w:rPr>
-        <w:t xml:space="preserve"> Христос, істинний Бог наш, що в Йордані христитися зволив від Івана спасіння нашого ради - молитвами пречистої Своєї Матері, святих славних і всехвальних апостолів, і всіх святих - помилує і спасе нас як благий і людинолюбний.</w:t>
+        </w:rPr>
+        <w:t xml:space="preserve"> Христос, істинний Бог наш, що в Йордані христитися зволив від Івана спасіння нашого ради - молитвами пречистої Своєї Матері, святих славних і всехвальних апостолів, і святого, </w:t>
+      </w:r>
+      <w:r>
+        <w:rPr>
+          <w:rFonts w:ascii="Times New Roman" w:hAnsi="Times New Roman"/>
+          <w:i/>
+          <w:color w:val="FF0000"/>
+          <w:sz w:val="24"/>
+        </w:rPr>
+        <w:t>якого є храм</w:t>
+      </w:r>
+      <w:r>
+        <w:rPr>
+          <w:rFonts w:ascii="Times New Roman" w:hAnsi="Times New Roman"/>
+          <w:sz w:val="24"/>
+        </w:rPr>
+        <w:t>, і всіх святих - помилує і спасе нас як благий і людинолюбний.</w:t>
       </w:r>
     </w:p>
     <w:p>
@@ -12752,7 +12745,6 @@
           <w:i/>
           <w:color w:val="FF0000"/>
           <w:sz w:val="24"/>
-          <w:lang w:val="ru-MD"/>
         </w:rPr>
         <w:t>Священник:</w:t>
       </w:r>
@@ -12760,7 +12752,6 @@
         <w:rPr>
           <w:rFonts w:ascii="Times New Roman" w:hAnsi="Times New Roman"/>
           <w:sz w:val="24"/>
-          <w:lang w:val="ru-MD"/>
         </w:rPr>
         <w:t xml:space="preserve"> Бо Твоє є царство, і сила, і слава, Отця, і Сина, і Святого Духа, нині, і повсякчас, і на віки віків.</w:t>
       </w:r>
@@ -15488,7 +15479,6 @@
           <w:i/>
           <w:color w:val="FF0000"/>
           <w:sz w:val="24"/>
-          <w:lang w:val="ru-MD"/>
         </w:rPr>
         <w:t>Священник:</w:t>
       </w:r>
@@ -15496,7 +15486,6 @@
         <w:rPr>
           <w:rFonts w:ascii="Times New Roman" w:hAnsi="Times New Roman"/>
           <w:sz w:val="24"/>
-          <w:lang w:val="ru-MD"/>
         </w:rPr>
         <w:t xml:space="preserve"> З нами Бог, розумійте, народи, і покоряйтеся: Бо з нами Бог.</w:t>
       </w:r>
@@ -15553,7 +15542,6 @@
           <w:i/>
           <w:color w:val="FF0000"/>
           <w:sz w:val="24"/>
-          <w:lang w:val="ru-MD"/>
         </w:rPr>
         <w:t>Священник:</w:t>
       </w:r>
@@ -15561,7 +15549,6 @@
         <w:rPr>
           <w:rFonts w:ascii="Times New Roman" w:hAnsi="Times New Roman"/>
           <w:sz w:val="24"/>
-          <w:lang w:val="ru-MD"/>
         </w:rPr>
         <w:t xml:space="preserve"> З нами Бог, розумійте, народи.</w:t>
       </w:r>
@@ -16996,7 +16983,6 @@
           <w:i/>
           <w:color w:val="FF0000"/>
           <w:sz w:val="24"/>
-          <w:lang w:val="ru-MD"/>
         </w:rPr>
         <w:t>Священник:</w:t>
       </w:r>
@@ -17004,7 +16990,6 @@
         <w:rPr>
           <w:rFonts w:ascii="Times New Roman" w:hAnsi="Times New Roman"/>
           <w:sz w:val="24"/>
-          <w:lang w:val="ru-MD"/>
         </w:rPr>
         <w:t xml:space="preserve"> Бо Твоє є царство, і сила, і слава, Отця, і Сина, і Святого Духа, нині, і повсякчас, і на віки віків.</w:t>
       </w:r>
@@ -17373,7 +17358,6 @@
           <w:i/>
           <w:color w:val="FF0000"/>
           <w:sz w:val="24"/>
-          <w:lang w:val="ru-MD"/>
         </w:rPr>
         <w:t>Священник:</w:t>
       </w:r>
@@ -17381,7 +17365,6 @@
         <w:rPr>
           <w:rFonts w:ascii="Times New Roman" w:hAnsi="Times New Roman"/>
           <w:sz w:val="24"/>
-          <w:lang w:val="ru-MD"/>
         </w:rPr>
         <w:t xml:space="preserve"> Гóсподи, Гóсподи, Ти охоронив нас від усякої напасти, що прихóдить удень, охорони нас і від усякої злої напасти вночі. Прийми жертву вечíрню, підношення рук наших. І сподоби нас і нічну пору без гріха прожити, без спокуси від злого, і визволь нас від усякої тривоги і страху, що від диявола до нас приходить. Даруй душам нашим покаяння і думкам нашим острах перед іспитом на страшному і праведному суді Твоєму. Прикуй до страху перед Тобою плоть нашу і приборкай тілесні члени наші, щоб ми і під час сну в спокої просвіщалися, роздумуючи про заповіді Твої. Віддали від нас усякі помисли неподобні й пристрасть згубну. Підведи нас на час молитви, щоб ми зміцнились вíрою і поступали у заповідях Твоїх, благоволінням і милосердям Єдинорóдного Сина Твого, що з ним Ти благословенний з пресвятим, і благим, і животворчим твоїм Духом, нині й повсякчас, і на віки віків. Амінь.</w:t>
       </w:r>
@@ -18931,7 +18914,6 @@
           <w:i/>
           <w:color w:val="FF0000"/>
           <w:sz w:val="24"/>
-          <w:lang w:val="ru-MD"/>
         </w:rPr>
         <w:t>Священник:</w:t>
       </w:r>
@@ -18939,7 +18921,6 @@
         <w:rPr>
           <w:rFonts w:ascii="Times New Roman" w:hAnsi="Times New Roman"/>
           <w:sz w:val="24"/>
-          <w:lang w:val="ru-MD"/>
         </w:rPr>
         <w:t xml:space="preserve"> Бо Твоє є царство, і сила, і слава, Отця, і Сина, і Святого Духа, нині, і повсякчас, і на віки віків.</w:t>
       </w:r>
@@ -23158,7 +23139,6 @@
           <w:i/>
           <w:color w:val="FF0000"/>
           <w:sz w:val="24"/>
-          <w:lang w:val="ru-MD"/>
         </w:rPr>
         <w:t>Священник:</w:t>
       </w:r>
@@ -23166,7 +23146,6 @@
         <w:rPr>
           <w:rFonts w:ascii="Times New Roman" w:hAnsi="Times New Roman"/>
           <w:sz w:val="24"/>
-          <w:lang w:val="ru-MD"/>
         </w:rPr>
         <w:t xml:space="preserve"> Бо Твоє є царство, і сила, і слава, Отця, і Сина, і Святого Духа, нині, і повсякчас, і на віки віків.</w:t>
       </w:r>
@@ -28736,7 +28715,6 @@
           <w:i/>
           <w:color w:val="FF0000"/>
           <w:sz w:val="24"/>
-          <w:lang w:val="ru-MD"/>
         </w:rPr>
         <w:t>Священник:</w:t>
       </w:r>
@@ -28744,7 +28722,6 @@
         <w:rPr>
           <w:rFonts w:ascii="Times New Roman" w:hAnsi="Times New Roman"/>
           <w:sz w:val="24"/>
-          <w:lang w:val="ru-MD"/>
         </w:rPr>
         <w:t xml:space="preserve"> Бо Тобі належить усяка слава, честь і поклоніння, Отцю, і Сину, і Святому Духові, нині, і повсякчас, і на віки віків.</w:t>
       </w:r>
@@ -29448,7 +29425,6 @@
           <w:i/>
           <w:color w:val="FF0000"/>
           <w:sz w:val="24"/>
-          <w:lang w:val="ru-MD"/>
         </w:rPr>
         <w:t>Священник:</w:t>
       </w:r>
@@ -29456,7 +29432,6 @@
         <w:rPr>
           <w:rFonts w:ascii="Times New Roman" w:hAnsi="Times New Roman"/>
           <w:sz w:val="24"/>
-          <w:lang w:val="ru-MD"/>
         </w:rPr>
         <w:t xml:space="preserve"> Бо Твоя є влада і Твоє є царство, і сила, і слава, Отця, і Сина, і Святого Духа, нині, і повсякчас, і на віки віків.</w:t>
       </w:r>
@@ -33933,7 +33908,6 @@
           <w:i/>
           <w:color w:val="FF0000"/>
           <w:sz w:val="24"/>
-          <w:lang w:val="ru-MD"/>
         </w:rPr>
         <w:t>Священник:</w:t>
       </w:r>
@@ -33941,7 +33915,6 @@
         <w:rPr>
           <w:rFonts w:ascii="Times New Roman" w:hAnsi="Times New Roman"/>
           <w:sz w:val="24"/>
-          <w:lang w:val="ru-MD"/>
         </w:rPr>
         <w:t xml:space="preserve"> Бо Ти Бог наш і Тобі славу возсилаємо: Отцю, і Сину, і Святому Духові, нині, і повсякчас, і на віки віків.</w:t>
       </w:r>
@@ -34828,7 +34801,6 @@
           <w:i/>
           <w:color w:val="FF0000"/>
           <w:sz w:val="24"/>
-          <w:lang w:val="ru-MD"/>
         </w:rPr>
         <w:t>Священник:</w:t>
       </w:r>
@@ -34836,7 +34808,6 @@
         <w:rPr>
           <w:rFonts w:ascii="Times New Roman" w:hAnsi="Times New Roman"/>
           <w:sz w:val="24"/>
-          <w:lang w:val="ru-MD"/>
         </w:rPr>
         <w:t xml:space="preserve"> Бо Ти цар миру і Спас душ наших – і Тобі славу возсилаємо, Отцю, і Сину, і Святому Духові, нині, і повсякчас, і на віки віків.</w:t>
       </w:r>
@@ -38362,16 +38333,13 @@
           <w:i/>
           <w:color w:val="FF0000"/>
           <w:sz w:val="24"/>
-          <w:lang w:val="ru-MD"/>
-        </w:rPr>
-        <w:lastRenderedPageBreak/>
+        </w:rPr>
         <w:t>Священник:</w:t>
       </w:r>
       <w:r>
         <w:rPr>
           <w:rFonts w:ascii="Times New Roman" w:hAnsi="Times New Roman"/>
           <w:sz w:val="24"/>
-          <w:lang w:val="ru-MD"/>
         </w:rPr>
         <w:t xml:space="preserve"> Бо милостивий і людинолюбний Бог єси, і Тобі славу возсилаємо, Отцю, і Сину, і Святому Духові, нині, і повсякчас, і на віки віків.</w:t>
       </w:r>
@@ -38970,7 +38938,6 @@
           <w:i/>
           <w:color w:val="FF0000"/>
           <w:sz w:val="24"/>
-          <w:lang w:val="ru-MD"/>
         </w:rPr>
         <w:t>Священник:</w:t>
       </w:r>
@@ -38978,7 +38945,6 @@
         <w:rPr>
           <w:rFonts w:ascii="Times New Roman" w:hAnsi="Times New Roman"/>
           <w:sz w:val="24"/>
-          <w:lang w:val="ru-MD"/>
         </w:rPr>
         <w:t xml:space="preserve"> Бо Ти – Бог милости, ласк і людинолюбности, і Тобі славу возсилаємо, Отцю, і Сину, і Святому Духові, нині, і повсякчас, і на віки віків.</w:t>
       </w:r>
@@ -39044,7 +39010,6 @@
           <w:i/>
           <w:color w:val="FF0000"/>
           <w:sz w:val="24"/>
-          <w:lang w:val="ru-MD"/>
         </w:rPr>
         <w:t>Священник:</w:t>
       </w:r>
@@ -39052,7 +39017,6 @@
         <w:rPr>
           <w:rFonts w:ascii="Times New Roman" w:hAnsi="Times New Roman"/>
           <w:sz w:val="24"/>
-          <w:lang w:val="ru-MD"/>
         </w:rPr>
         <w:t xml:space="preserve"> Мир всім.</w:t>
       </w:r>
@@ -39216,7 +39180,6 @@
           <w:i/>
           <w:color w:val="FF0000"/>
           <w:sz w:val="24"/>
-          <w:lang w:val="ru-MD"/>
         </w:rPr>
         <w:t>Священник:</w:t>
       </w:r>
@@ -39224,7 +39187,6 @@
         <w:rPr>
           <w:rFonts w:ascii="Times New Roman" w:hAnsi="Times New Roman"/>
           <w:sz w:val="24"/>
-          <w:lang w:val="ru-MD"/>
         </w:rPr>
         <w:t xml:space="preserve"> Бо до Тебе належить милувати і спасати нас, Боже наш, і Тобі славу возсилаємо, Отцю, і Сину, і Святому Духові, нині, і повсякчас, і на віки віків.</w:t>
       </w:r>
@@ -39646,10 +39608,6 @@
     <w:p>
       <w:pPr>
         <w:spacing w:after="120"/>
-        <w:ind w:left="-2" w:hanging="2"/>
-        <w:rPr>
-          <w:lang w:val="ru-MD"/>
-        </w:rPr>
       </w:pPr>
       <w:r>
         <w:rPr>
@@ -39657,7 +39615,6 @@
           <w:i/>
           <w:color w:val="FF0000"/>
           <w:sz w:val="24"/>
-          <w:lang w:val="ru-MD"/>
         </w:rPr>
         <w:t>Священник:</w:t>
       </w:r>
@@ -39665,9 +39622,24 @@
         <w:rPr>
           <w:rFonts w:ascii="Times New Roman" w:hAnsi="Times New Roman"/>
           <w:sz w:val="24"/>
-          <w:lang w:val="ru-MD"/>
-        </w:rPr>
-        <w:t xml:space="preserve"> Христос, істинний Бог наш, що в Йордані христитися зволив від Івана спасіння нашого ради - молитвами пречистої Своєї Матері, святих славних і всехвальних апостолів, і всіх святих - помилує і спасе нас як благий і людинолюбний.</w:t>
+        </w:rPr>
+        <w:t xml:space="preserve"> Христос, істинний Бог наш, що в Йордані христитися зволив від Івана спасіння нашого ради - молитвами пречистої Своєї Матері, святих славних і всехвальних апостолів, і святого, </w:t>
+      </w:r>
+      <w:r>
+        <w:rPr>
+          <w:rFonts w:ascii="Times New Roman" w:hAnsi="Times New Roman"/>
+          <w:i/>
+          <w:color w:val="FF0000"/>
+          <w:sz w:val="24"/>
+        </w:rPr>
+        <w:t>якого є храм</w:t>
+      </w:r>
+      <w:r>
+        <w:rPr>
+          <w:rFonts w:ascii="Times New Roman" w:hAnsi="Times New Roman"/>
+          <w:sz w:val="24"/>
+        </w:rPr>
+        <w:t>, і всіх святих - помилує і спасе нас як благий і людинолюбний.</w:t>
       </w:r>
     </w:p>
     <w:p>
